--- a/p6/Practica6.docx
+++ b/p6/Practica6.docx
@@ -22,6 +22,9 @@
     </w:p>
     <w:p>
       <w:r>
+        <w:rPr>
+          <w:noProof/>
+        </w:rPr>
         <w:drawing>
           <wp:inline distT="0" distB="0" distL="0" distR="0" wp14:anchorId="15AAFFC2" wp14:editId="472C3C15">
             <wp:extent cx="5400040" cy="1372870"/>
@@ -213,6 +216,9 @@
     </w:p>
     <w:p>
       <w:r>
+        <w:rPr>
+          <w:noProof/>
+        </w:rPr>
         <w:drawing>
           <wp:inline distT="0" distB="0" distL="0" distR="0" wp14:anchorId="135A399E" wp14:editId="7E8FC9C8">
             <wp:extent cx="5400040" cy="1042670"/>
@@ -513,24 +519,20 @@
         <w:lastRenderedPageBreak/>
         <w:t>La complejidad del algoritmo es O(</w:t>
       </w:r>
-      <w:proofErr w:type="spellStart"/>
       <w:r>
-        <w:t>n^n</w:t>
+        <w:t>O!</w:t>
       </w:r>
-      <w:proofErr w:type="spellEnd"/>
       <w:r>
         <w:t>)</w:t>
       </w:r>
       <w:r>
-        <w:t>. El algoritmo explora un árbol donde cada objeto puede asignarse a varios contenedores. Así si hay n niveles y n opciones en cada nivel, la complejidad es O(</w:t>
+        <w:t xml:space="preserve">. El algoritmo explora </w:t>
       </w:r>
-      <w:proofErr w:type="spellStart"/>
       <w:r>
-        <w:t>n^n</w:t>
+        <w:t>todas las posibles asignaciones de objetos a los contenedores. A medida que avanza el algoritmo, el número de opciones aumenta ya que por cada nuevo objeto puede asignarse a más configuraciones. Además</w:t>
       </w:r>
-      <w:proofErr w:type="spellEnd"/>
       <w:r>
-        <w:t xml:space="preserve">). Además, se puede ver </w:t>
+        <w:t xml:space="preserve">, se puede ver </w:t>
       </w:r>
       <w:r>
         <w:t>que,</w:t>
